--- a/swh/docx/03.content.docx
+++ b/swh/docx/03.content.docx
@@ -19,7 +19,7 @@
         <w:rPr>
           <w:lang w:val="sw_KE" w:bidi="sw_KE"/>
         </w:rPr>
-        <w:t>Resource: Maelezo ya Masomo - Machapisho ya Vitabu (Tyndale)</w:t>
+        <w:t>Resource: Tyndale Open Study Notes</w:t>
       </w:r>
       <w:r>
         <w:rPr>
@@ -112,7 +112,7 @@
         <w:rPr>
           <w:lang w:val="sw_KE" w:bidi="sw_KE"/>
         </w:rPr>
-        <w:t>Maelezo ya Masomo - Machapisho ya Vitabu (Tyndale)</w:t>
+        <w:t>Tyndale Open Study Notes</w:t>
       </w:r>
     </w:p>
     <w:p>

--- a/swh/docx/03.content.docx
+++ b/swh/docx/03.content.docx
@@ -19,7 +19,7 @@
         <w:rPr>
           <w:lang w:val="sw_KE" w:bidi="sw_KE"/>
         </w:rPr>
-        <w:t>Resource: Tyndale Open Study Notes</w:t>
+        <w:t>Resource: Aquifer Open Study Notes (Book Intros)</w:t>
       </w:r>
       <w:r>
         <w:rPr>
@@ -112,7 +112,7 @@
         <w:rPr>
           <w:lang w:val="sw_KE" w:bidi="sw_KE"/>
         </w:rPr>
-        <w:t>Tyndale Open Study Notes</w:t>
+        <w:t>Aquifer Open Study Notes (Book Intros)</w:t>
       </w:r>
     </w:p>
     <w:p>

--- a/swh/docx/03.content.docx
+++ b/swh/docx/03.content.docx
@@ -233,36 +233,24 @@
         </w:rPr>
         <w:t>Mambo ya Walawi yaliwawezesha Israeli ya kale kuishi katika uhusiano na Mungu mtakatifu. Lakini sasa kwa kuwa Kristo amekuja kama Kuhani Mkuu wetu na dhabihu ya mwisho—hivyo kutimiza mahitaji mengi yaliyoainishwa katika Mambo ya Walawi—sheria zinazosimamia mfumo wa ibada wa Israeli ya kale, pamoja na makuhani wake na dhabihu za wanyama, zina uhusiano gani nasi? Mambo ya Walawi inaongeza ufahamu wetu wa utakatifu wa Mungu. Na madai ya Mungu kwa wale wanaomjua yanabaki kuwa yale yale: “Mimi ndimi Bwana Mungu wenu. … Ni lazima muwe watakatifu kwa sababu mimi ni mtakatifu” (</w:t>
       </w:r>
-      <w:hyperlink r:id="rId13">
-        <w:r>
-          <w:rPr>
-            <w:lang w:val="sw_KE" w:bidi="sw_KE"/>
-          </w:rPr>
-          <w:rPr>
-            <w:color w:val="0000EE"/>
-            <w:u w:val="single"/>
-          </w:rPr>
-          <w:t>Law 11:44–45</w:t>
-        </w:r>
-      </w:hyperlink>
+      <w:r>
+        <w:rPr>
+          <w:lang w:val="sw_KE" w:bidi="sw_KE"/>
+        </w:rPr>
+        <w:t>Law 11:44–45</w:t>
+      </w:r>
       <w:r>
         <w:rPr>
           <w:lang w:val="sw_KE" w:bidi="sw_KE"/>
         </w:rPr>
         <w:t xml:space="preserve">; </w:t>
       </w:r>
-      <w:hyperlink r:id="rId14">
-        <w:r>
-          <w:rPr>
-            <w:lang w:val="sw_KE" w:bidi="sw_KE"/>
-          </w:rPr>
-          <w:rPr>
-            <w:color w:val="0000EE"/>
-            <w:u w:val="single"/>
-          </w:rPr>
-          <w:t>1 Pet 1:15–16</w:t>
-        </w:r>
-      </w:hyperlink>
+      <w:r>
+        <w:rPr>
+          <w:lang w:val="sw_KE" w:bidi="sw_KE"/>
+        </w:rPr>
+        <w:t>1 Pet 1:15–16</w:t>
+      </w:r>
       <w:r>
         <w:rPr>
           <w:lang w:val="sw_KE" w:bidi="sw_KE"/>
@@ -294,180 +282,120 @@
         </w:rPr>
         <w:t>Mambo ya Walawi yanaendelea na simulizi la ukombozi lililoanza na ahadi zilizotolewa kwa Abrahamu (</w:t>
       </w:r>
-      <w:hyperlink r:id="rId15">
-        <w:r>
-          <w:rPr>
-            <w:lang w:val="sw_KE" w:bidi="sw_KE"/>
-          </w:rPr>
-          <w:rPr>
-            <w:color w:val="0000EE"/>
-            <w:u w:val="single"/>
-          </w:rPr>
-          <w:t>Mwa 12</w:t>
-        </w:r>
-      </w:hyperlink>
+      <w:r>
+        <w:rPr>
+          <w:lang w:val="sw_KE" w:bidi="sw_KE"/>
+        </w:rPr>
+        <w:t>Mwa 12</w:t>
+      </w:r>
       <w:r>
         <w:rPr>
           <w:lang w:val="sw_KE" w:bidi="sw_KE"/>
         </w:rPr>
         <w:t xml:space="preserve">, </w:t>
       </w:r>
-      <w:hyperlink r:id="rId16">
-        <w:r>
-          <w:rPr>
-            <w:lang w:val="sw_KE" w:bidi="sw_KE"/>
-          </w:rPr>
-          <w:rPr>
-            <w:color w:val="0000EE"/>
-            <w:u w:val="single"/>
-          </w:rPr>
-          <w:t>15</w:t>
-        </w:r>
-      </w:hyperlink>
+      <w:r>
+        <w:rPr>
+          <w:lang w:val="sw_KE" w:bidi="sw_KE"/>
+        </w:rPr>
+        <w:t>15</w:t>
+      </w:r>
       <w:r>
         <w:rPr>
           <w:lang w:val="sw_KE" w:bidi="sw_KE"/>
         </w:rPr>
         <w:t xml:space="preserve">, </w:t>
       </w:r>
-      <w:hyperlink r:id="rId17">
-        <w:r>
-          <w:rPr>
-            <w:lang w:val="sw_KE" w:bidi="sw_KE"/>
-          </w:rPr>
-          <w:rPr>
-            <w:color w:val="0000EE"/>
-            <w:u w:val="single"/>
-          </w:rPr>
-          <w:t>17</w:t>
-        </w:r>
-      </w:hyperlink>
+      <w:r>
+        <w:rPr>
+          <w:lang w:val="sw_KE" w:bidi="sw_KE"/>
+        </w:rPr>
+        <w:t>17</w:t>
+      </w:r>
       <w:r>
         <w:rPr>
           <w:lang w:val="sw_KE" w:bidi="sw_KE"/>
         </w:rPr>
         <w:t>) na ukombozi wa Waisraeli kutoka utumwani Misri (</w:t>
       </w:r>
-      <w:hyperlink r:id="rId18">
-        <w:r>
-          <w:rPr>
-            <w:lang w:val="sw_KE" w:bidi="sw_KE"/>
-          </w:rPr>
-          <w:rPr>
-            <w:color w:val="0000EE"/>
-            <w:u w:val="single"/>
-          </w:rPr>
-          <w:t>Kut 1–15</w:t>
-        </w:r>
-      </w:hyperlink>
+      <w:r>
+        <w:rPr>
+          <w:lang w:val="sw_KE" w:bidi="sw_KE"/>
+        </w:rPr>
+        <w:t>Kut 1–15</w:t>
+      </w:r>
       <w:r>
         <w:rPr>
           <w:lang w:val="sw_KE" w:bidi="sw_KE"/>
         </w:rPr>
         <w:t>). Mandhari ya Mambo ya Walawi ni chini ya Mlima Sinai. Waisraeli walikuwa bado hawajazunguka jangwani au kuingia katika Nchi ya Ahadi ya Kanaani. Mungu alikuwa tayari ameanzisha agano lake na Israeli, akiwatangaza Waisraeli kuwa hazina yake maalum, ukuhani wa kifalme, na watu waliochaguliwa (</w:t>
       </w:r>
-      <w:hyperlink r:id="rId19">
-        <w:r>
-          <w:rPr>
-            <w:lang w:val="sw_KE" w:bidi="sw_KE"/>
-          </w:rPr>
-          <w:rPr>
-            <w:color w:val="0000EE"/>
-            <w:u w:val="single"/>
-          </w:rPr>
-          <w:t>Kut 19:5–6</w:t>
-        </w:r>
-      </w:hyperlink>
+      <w:r>
+        <w:rPr>
+          <w:lang w:val="sw_KE" w:bidi="sw_KE"/>
+        </w:rPr>
+        <w:t>Kut 19:5–6</w:t>
+      </w:r>
       <w:r>
         <w:rPr>
           <w:lang w:val="sw_KE" w:bidi="sw_KE"/>
         </w:rPr>
         <w:t>). Watu wa Israeli walikuwa wamepokea Amri Kumi (</w:t>
       </w:r>
-      <w:hyperlink r:id="rId20">
-        <w:r>
-          <w:rPr>
-            <w:lang w:val="sw_KE" w:bidi="sw_KE"/>
-          </w:rPr>
-          <w:rPr>
-            <w:color w:val="0000EE"/>
-            <w:u w:val="single"/>
-          </w:rPr>
-          <w:t>Kut 20:1–17</w:t>
-        </w:r>
-      </w:hyperlink>
+      <w:r>
+        <w:rPr>
+          <w:lang w:val="sw_KE" w:bidi="sw_KE"/>
+        </w:rPr>
+        <w:t>Kut 20:1–17</w:t>
+      </w:r>
       <w:r>
         <w:rPr>
           <w:lang w:val="sw_KE" w:bidi="sw_KE"/>
         </w:rPr>
         <w:t>), mipango ya Maskani (</w:t>
       </w:r>
-      <w:hyperlink r:id="rId21">
-        <w:r>
-          <w:rPr>
-            <w:lang w:val="sw_KE" w:bidi="sw_KE"/>
-          </w:rPr>
-          <w:rPr>
-            <w:color w:val="0000EE"/>
-            <w:u w:val="single"/>
-          </w:rPr>
-          <w:t>Kut 25–27</w:t>
-        </w:r>
-      </w:hyperlink>
+      <w:r>
+        <w:rPr>
+          <w:lang w:val="sw_KE" w:bidi="sw_KE"/>
+        </w:rPr>
+        <w:t>Kut 25–27</w:t>
+      </w:r>
       <w:r>
         <w:rPr>
           <w:lang w:val="sw_KE" w:bidi="sw_KE"/>
         </w:rPr>
         <w:t xml:space="preserve">; </w:t>
       </w:r>
-      <w:hyperlink r:id="rId22">
-        <w:r>
-          <w:rPr>
-            <w:lang w:val="sw_KE" w:bidi="sw_KE"/>
-          </w:rPr>
-          <w:rPr>
-            <w:color w:val="0000EE"/>
-            <w:u w:val="single"/>
-          </w:rPr>
-          <w:t>30:1–38</w:t>
-        </w:r>
-      </w:hyperlink>
+      <w:r>
+        <w:rPr>
+          <w:lang w:val="sw_KE" w:bidi="sw_KE"/>
+        </w:rPr>
+        <w:t>30:1–38</w:t>
+      </w:r>
       <w:r>
         <w:rPr>
           <w:lang w:val="sw_KE" w:bidi="sw_KE"/>
         </w:rPr>
         <w:t>), na kuanzishwa kwa ukuhani (</w:t>
       </w:r>
-      <w:hyperlink r:id="rId23">
-        <w:r>
-          <w:rPr>
-            <w:lang w:val="sw_KE" w:bidi="sw_KE"/>
-          </w:rPr>
-          <w:rPr>
-            <w:color w:val="0000EE"/>
-            <w:u w:val="single"/>
-          </w:rPr>
-          <w:t>Kut 28–29</w:t>
-        </w:r>
-      </w:hyperlink>
+      <w:r>
+        <w:rPr>
+          <w:lang w:val="sw_KE" w:bidi="sw_KE"/>
+        </w:rPr>
+        <w:t>Kut 28–29</w:t>
+      </w:r>
       <w:r>
         <w:rPr>
           <w:lang w:val="sw_KE" w:bidi="sw_KE"/>
         </w:rPr>
         <w:t>). Maskani ilikuwa imekamilika na kutakaswa (</w:t>
       </w:r>
-      <w:hyperlink r:id="rId24">
-        <w:r>
-          <w:rPr>
-            <w:lang w:val="sw_KE" w:bidi="sw_KE"/>
-          </w:rPr>
-          <w:rPr>
-            <w:color w:val="0000EE"/>
-            <w:u w:val="single"/>
-          </w:rPr>
-          <w:t>Kut 35–40</w:t>
-        </w:r>
-      </w:hyperlink>
+      <w:r>
+        <w:rPr>
+          <w:lang w:val="sw_KE" w:bidi="sw_KE"/>
+        </w:rPr>
+        <w:t>Kut 35–40</w:t>
+      </w:r>
       <w:r>
         <w:rPr>
           <w:lang w:val="sw_KE" w:bidi="sw_KE"/>
@@ -499,36 +427,24 @@
         </w:rPr>
         <w:t xml:space="preserve">Kanuni katika Mambo ya Walawi zinahusu hasa shughuli na majukumu ya kabila la kikuhani la Lawi, hasa kuhani mkuu (tazama </w:t>
       </w:r>
-      <w:hyperlink r:id="rId25">
-        <w:r>
-          <w:rPr>
-            <w:lang w:val="sw_KE" w:bidi="sw_KE"/>
-          </w:rPr>
-          <w:rPr>
-            <w:color w:val="0000EE"/>
-            <w:u w:val="single"/>
-          </w:rPr>
-          <w:t>Kut 28</w:t>
-        </w:r>
-      </w:hyperlink>
+      <w:r>
+        <w:rPr>
+          <w:lang w:val="sw_KE" w:bidi="sw_KE"/>
+        </w:rPr>
+        <w:t>Kut 28</w:t>
+      </w:r>
       <w:r>
         <w:rPr>
           <w:lang w:val="sw_KE" w:bidi="sw_KE"/>
         </w:rPr>
         <w:t xml:space="preserve">; </w:t>
       </w:r>
-      <w:hyperlink r:id="rId26">
-        <w:r>
-          <w:rPr>
-            <w:lang w:val="sw_KE" w:bidi="sw_KE"/>
-          </w:rPr>
-          <w:rPr>
-            <w:color w:val="0000EE"/>
-            <w:u w:val="single"/>
-          </w:rPr>
-          <w:t>Hes 3:44–4:49</w:t>
-        </w:r>
-      </w:hyperlink>
+      <w:r>
+        <w:rPr>
+          <w:lang w:val="sw_KE" w:bidi="sw_KE"/>
+        </w:rPr>
+        <w:t>Hes 3:44–4:49</w:t>
+      </w:r>
       <w:r>
         <w:rPr>
           <w:lang w:val="sw_KE" w:bidi="sw_KE"/>
@@ -563,72 +479,48 @@
         </w:rPr>
         <w:t xml:space="preserve">Mungu anaita Israeli kumjua na kumpenda (tazama </w:t>
       </w:r>
-      <w:hyperlink r:id="rId27">
-        <w:r>
-          <w:rPr>
-            <w:lang w:val="sw_KE" w:bidi="sw_KE"/>
-          </w:rPr>
-          <w:rPr>
-            <w:color w:val="0000EE"/>
-            <w:u w:val="single"/>
-          </w:rPr>
-          <w:t>Kumb 6:5</w:t>
-        </w:r>
-      </w:hyperlink>
+      <w:r>
+        <w:rPr>
+          <w:lang w:val="sw_KE" w:bidi="sw_KE"/>
+        </w:rPr>
+        <w:t>Kumb 6:5</w:t>
+      </w:r>
       <w:r>
         <w:rPr>
           <w:lang w:val="sw_KE" w:bidi="sw_KE"/>
         </w:rPr>
         <w:t xml:space="preserve">; </w:t>
       </w:r>
-      <w:hyperlink r:id="rId28">
-        <w:r>
-          <w:rPr>
-            <w:lang w:val="sw_KE" w:bidi="sw_KE"/>
-          </w:rPr>
-          <w:rPr>
-            <w:color w:val="0000EE"/>
-            <w:u w:val="single"/>
-          </w:rPr>
-          <w:t>11:1</w:t>
-        </w:r>
-      </w:hyperlink>
+      <w:r>
+        <w:rPr>
+          <w:lang w:val="sw_KE" w:bidi="sw_KE"/>
+        </w:rPr>
+        <w:t>11:1</w:t>
+      </w:r>
       <w:r>
         <w:rPr>
           <w:lang w:val="sw_KE" w:bidi="sw_KE"/>
         </w:rPr>
         <w:t>). Kwa sababu hiyo, pia watawapenda na kuhudumiana wao kwa wao (</w:t>
       </w:r>
-      <w:hyperlink r:id="rId29">
-        <w:r>
-          <w:rPr>
-            <w:lang w:val="sw_KE" w:bidi="sw_KE"/>
-          </w:rPr>
-          <w:rPr>
-            <w:color w:val="0000EE"/>
-            <w:u w:val="single"/>
-          </w:rPr>
-          <w:t>19:18</w:t>
-        </w:r>
-      </w:hyperlink>
+      <w:r>
+        <w:rPr>
+          <w:lang w:val="sw_KE" w:bidi="sw_KE"/>
+        </w:rPr>
+        <w:t>19:18</w:t>
+      </w:r>
       <w:r>
         <w:rPr>
           <w:lang w:val="sw_KE" w:bidi="sw_KE"/>
         </w:rPr>
         <w:t xml:space="preserve">, </w:t>
       </w:r>
-      <w:hyperlink r:id="rId30">
-        <w:r>
-          <w:rPr>
-            <w:lang w:val="sw_KE" w:bidi="sw_KE"/>
-          </w:rPr>
-          <w:rPr>
-            <w:color w:val="0000EE"/>
-            <w:u w:val="single"/>
-          </w:rPr>
-          <w:t>33–34</w:t>
-        </w:r>
-      </w:hyperlink>
+      <w:r>
+        <w:rPr>
+          <w:lang w:val="sw_KE" w:bidi="sw_KE"/>
+        </w:rPr>
+        <w:t>33–34</w:t>
+      </w:r>
       <w:r>
         <w:rPr>
           <w:lang w:val="sw_KE" w:bidi="sw_KE"/>
@@ -674,576 +566,384 @@
         </w:rPr>
         <w:t xml:space="preserve">Inawezekana kwamba Mose aliandika Mambo ya Walawi wakati wa Israeli jangwani baada ya Kutoka. Mila ya Kiyahudi na kanisa la awali la Kikristo yalimtambua Mose kama mwandishi wa Mambo ya Walawi. Mose, aliyekulia katika mahakama ya mfalme wa Misri, angekuwa na ujuzi wa kusoma, kuandika, na hesabu (tazama </w:t>
       </w:r>
-      <w:hyperlink r:id="rId31">
-        <w:r>
-          <w:rPr>
-            <w:lang w:val="sw_KE" w:bidi="sw_KE"/>
-          </w:rPr>
-          <w:rPr>
-            <w:color w:val="0000EE"/>
-            <w:u w:val="single"/>
-          </w:rPr>
-          <w:t>Matendo 7:20–22</w:t>
-        </w:r>
-      </w:hyperlink>
+      <w:r>
+        <w:rPr>
+          <w:lang w:val="sw_KE" w:bidi="sw_KE"/>
+        </w:rPr>
+        <w:t>Matendo 7:20–22</w:t>
+      </w:r>
       <w:r>
         <w:rPr>
           <w:lang w:val="sw_KE" w:bidi="sw_KE"/>
         </w:rPr>
         <w:t>) na angeweza kuandika Mambo ya Walawi. Kitabu kinaanza na kumalizika na kauli zinazothibitisha kwamba yaliyomo katika Mambo ya Walawi yalitolewa kwa Israeli na Mungu kupitia Mose (</w:t>
       </w:r>
-      <w:hyperlink r:id="rId32">
-        <w:r>
-          <w:rPr>
-            <w:lang w:val="sw_KE" w:bidi="sw_KE"/>
-          </w:rPr>
-          <w:rPr>
-            <w:color w:val="0000EE"/>
-            <w:u w:val="single"/>
-          </w:rPr>
-          <w:t>1:1–2</w:t>
-        </w:r>
-      </w:hyperlink>
+      <w:r>
+        <w:rPr>
+          <w:lang w:val="sw_KE" w:bidi="sw_KE"/>
+        </w:rPr>
+        <w:t>1:1–2</w:t>
+      </w:r>
       <w:r>
         <w:rPr>
           <w:lang w:val="sw_KE" w:bidi="sw_KE"/>
         </w:rPr>
         <w:t xml:space="preserve">; </w:t>
       </w:r>
-      <w:hyperlink r:id="rId33">
-        <w:r>
-          <w:rPr>
-            <w:lang w:val="sw_KE" w:bidi="sw_KE"/>
-          </w:rPr>
-          <w:rPr>
-            <w:color w:val="0000EE"/>
-            <w:u w:val="single"/>
-          </w:rPr>
-          <w:t>27:34</w:t>
-        </w:r>
-      </w:hyperlink>
+      <w:r>
+        <w:rPr>
+          <w:lang w:val="sw_KE" w:bidi="sw_KE"/>
+        </w:rPr>
+        <w:t>27:34</w:t>
+      </w:r>
       <w:r>
         <w:rPr>
           <w:lang w:val="sw_KE" w:bidi="sw_KE"/>
         </w:rPr>
         <w:t xml:space="preserve">). Mambo ya Walawi mara kwa mara inaelezea jinsi Mose alivyopokea maagizo ya Bwana (kwa mfano, </w:t>
       </w:r>
-      <w:hyperlink r:id="rId34">
-        <w:r>
-          <w:rPr>
-            <w:lang w:val="sw_KE" w:bidi="sw_KE"/>
-          </w:rPr>
-          <w:rPr>
-            <w:color w:val="0000EE"/>
-            <w:u w:val="single"/>
-          </w:rPr>
-          <w:t>4:1</w:t>
-        </w:r>
-      </w:hyperlink>
+      <w:r>
+        <w:rPr>
+          <w:lang w:val="sw_KE" w:bidi="sw_KE"/>
+        </w:rPr>
+        <w:t>4:1</w:t>
+      </w:r>
       <w:r>
         <w:rPr>
           <w:lang w:val="sw_KE" w:bidi="sw_KE"/>
         </w:rPr>
         <w:t xml:space="preserve">; </w:t>
       </w:r>
-      <w:hyperlink r:id="rId35">
-        <w:r>
-          <w:rPr>
-            <w:lang w:val="sw_KE" w:bidi="sw_KE"/>
-          </w:rPr>
-          <w:rPr>
-            <w:color w:val="0000EE"/>
-            <w:u w:val="single"/>
-          </w:rPr>
-          <w:t>5:14</w:t>
-        </w:r>
-      </w:hyperlink>
+      <w:r>
+        <w:rPr>
+          <w:lang w:val="sw_KE" w:bidi="sw_KE"/>
+        </w:rPr>
+        <w:t>5:14</w:t>
+      </w:r>
       <w:r>
         <w:rPr>
           <w:lang w:val="sw_KE" w:bidi="sw_KE"/>
         </w:rPr>
         <w:t xml:space="preserve">; </w:t>
       </w:r>
-      <w:hyperlink r:id="rId36">
-        <w:r>
-          <w:rPr>
-            <w:lang w:val="sw_KE" w:bidi="sw_KE"/>
-          </w:rPr>
-          <w:rPr>
-            <w:color w:val="0000EE"/>
-            <w:u w:val="single"/>
-          </w:rPr>
-          <w:t>6:1</w:t>
-        </w:r>
-      </w:hyperlink>
+      <w:r>
+        <w:rPr>
+          <w:lang w:val="sw_KE" w:bidi="sw_KE"/>
+        </w:rPr>
+        <w:t>6:1</w:t>
+      </w:r>
       <w:r>
         <w:rPr>
           <w:lang w:val="sw_KE" w:bidi="sw_KE"/>
         </w:rPr>
         <w:t xml:space="preserve">, </w:t>
       </w:r>
-      <w:hyperlink r:id="rId37">
-        <w:r>
-          <w:rPr>
-            <w:lang w:val="sw_KE" w:bidi="sw_KE"/>
-          </w:rPr>
-          <w:rPr>
-            <w:color w:val="0000EE"/>
-            <w:u w:val="single"/>
-          </w:rPr>
-          <w:t>8</w:t>
-        </w:r>
-      </w:hyperlink>
+      <w:r>
+        <w:rPr>
+          <w:lang w:val="sw_KE" w:bidi="sw_KE"/>
+        </w:rPr>
+        <w:t>8</w:t>
+      </w:r>
       <w:r>
         <w:rPr>
           <w:lang w:val="sw_KE" w:bidi="sw_KE"/>
         </w:rPr>
         <w:t xml:space="preserve">, </w:t>
       </w:r>
-      <w:hyperlink r:id="rId38">
-        <w:r>
-          <w:rPr>
-            <w:lang w:val="sw_KE" w:bidi="sw_KE"/>
-          </w:rPr>
-          <w:rPr>
-            <w:color w:val="0000EE"/>
-            <w:u w:val="single"/>
-          </w:rPr>
-          <w:t>19</w:t>
-        </w:r>
-      </w:hyperlink>
+      <w:r>
+        <w:rPr>
+          <w:lang w:val="sw_KE" w:bidi="sw_KE"/>
+        </w:rPr>
+        <w:t>19</w:t>
+      </w:r>
       <w:r>
         <w:rPr>
           <w:lang w:val="sw_KE" w:bidi="sw_KE"/>
         </w:rPr>
         <w:t xml:space="preserve">, </w:t>
       </w:r>
-      <w:hyperlink r:id="rId39">
-        <w:r>
-          <w:rPr>
-            <w:lang w:val="sw_KE" w:bidi="sw_KE"/>
-          </w:rPr>
-          <w:rPr>
-            <w:color w:val="0000EE"/>
-            <w:u w:val="single"/>
-          </w:rPr>
-          <w:t>24</w:t>
-        </w:r>
-      </w:hyperlink>
+      <w:r>
+        <w:rPr>
+          <w:lang w:val="sw_KE" w:bidi="sw_KE"/>
+        </w:rPr>
+        <w:t>24</w:t>
+      </w:r>
       <w:r>
         <w:rPr>
           <w:lang w:val="sw_KE" w:bidi="sw_KE"/>
         </w:rPr>
         <w:t xml:space="preserve">; </w:t>
       </w:r>
-      <w:hyperlink r:id="rId40">
-        <w:r>
-          <w:rPr>
-            <w:lang w:val="sw_KE" w:bidi="sw_KE"/>
-          </w:rPr>
-          <w:rPr>
-            <w:color w:val="0000EE"/>
-            <w:u w:val="single"/>
-          </w:rPr>
-          <w:t>7:22</w:t>
-        </w:r>
-      </w:hyperlink>
+      <w:r>
+        <w:rPr>
+          <w:lang w:val="sw_KE" w:bidi="sw_KE"/>
+        </w:rPr>
+        <w:t>7:22</w:t>
+      </w:r>
       <w:r>
         <w:rPr>
           <w:lang w:val="sw_KE" w:bidi="sw_KE"/>
         </w:rPr>
         <w:t xml:space="preserve">, </w:t>
       </w:r>
-      <w:hyperlink r:id="rId41">
-        <w:r>
-          <w:rPr>
-            <w:lang w:val="sw_KE" w:bidi="sw_KE"/>
-          </w:rPr>
-          <w:rPr>
-            <w:color w:val="0000EE"/>
-            <w:u w:val="single"/>
-          </w:rPr>
-          <w:t>28</w:t>
-        </w:r>
-      </w:hyperlink>
+      <w:r>
+        <w:rPr>
+          <w:lang w:val="sw_KE" w:bidi="sw_KE"/>
+        </w:rPr>
+        <w:t>28</w:t>
+      </w:r>
       <w:r>
         <w:rPr>
           <w:lang w:val="sw_KE" w:bidi="sw_KE"/>
         </w:rPr>
         <w:t xml:space="preserve">; </w:t>
       </w:r>
-      <w:hyperlink r:id="rId42">
-        <w:r>
-          <w:rPr>
-            <w:lang w:val="sw_KE" w:bidi="sw_KE"/>
-          </w:rPr>
-          <w:rPr>
-            <w:color w:val="0000EE"/>
-            <w:u w:val="single"/>
-          </w:rPr>
-          <w:t>8:1</w:t>
-        </w:r>
-      </w:hyperlink>
+      <w:r>
+        <w:rPr>
+          <w:lang w:val="sw_KE" w:bidi="sw_KE"/>
+        </w:rPr>
+        <w:t>8:1</w:t>
+      </w:r>
       <w:r>
         <w:rPr>
           <w:lang w:val="sw_KE" w:bidi="sw_KE"/>
         </w:rPr>
         <w:t>) na kuyatekeleza (</w:t>
       </w:r>
-      <w:hyperlink r:id="rId43">
-        <w:r>
-          <w:rPr>
-            <w:lang w:val="sw_KE" w:bidi="sw_KE"/>
-          </w:rPr>
-          <w:rPr>
-            <w:color w:val="0000EE"/>
-            <w:u w:val="single"/>
-          </w:rPr>
-          <w:t>8:4–10:20</w:t>
-        </w:r>
-      </w:hyperlink>
+      <w:r>
+        <w:rPr>
+          <w:lang w:val="sw_KE" w:bidi="sw_KE"/>
+        </w:rPr>
+        <w:t>8:4–10:20</w:t>
+      </w:r>
       <w:r>
         <w:rPr>
           <w:lang w:val="sw_KE" w:bidi="sw_KE"/>
         </w:rPr>
         <w:t xml:space="preserve">). Agano la Kale mara nyingi linamtaja Mose kama mwandishi wa Torati (Mwanzo—Kumbukumbu la Torati; tazama </w:t>
       </w:r>
-      <w:hyperlink r:id="rId44">
-        <w:r>
-          <w:rPr>
-            <w:lang w:val="sw_KE" w:bidi="sw_KE"/>
-          </w:rPr>
-          <w:rPr>
-            <w:color w:val="0000EE"/>
-            <w:u w:val="single"/>
-          </w:rPr>
-          <w:t>Yoshua 8:31–32</w:t>
-        </w:r>
-      </w:hyperlink>
+      <w:r>
+        <w:rPr>
+          <w:lang w:val="sw_KE" w:bidi="sw_KE"/>
+        </w:rPr>
+        <w:t>Yoshua 8:31–32</w:t>
+      </w:r>
       <w:r>
         <w:rPr>
           <w:lang w:val="sw_KE" w:bidi="sw_KE"/>
         </w:rPr>
         <w:t xml:space="preserve">; </w:t>
       </w:r>
-      <w:hyperlink r:id="rId45">
-        <w:r>
-          <w:rPr>
-            <w:lang w:val="sw_KE" w:bidi="sw_KE"/>
-          </w:rPr>
-          <w:rPr>
-            <w:color w:val="0000EE"/>
-            <w:u w:val="single"/>
-          </w:rPr>
-          <w:t>23:6</w:t>
-        </w:r>
-      </w:hyperlink>
+      <w:r>
+        <w:rPr>
+          <w:lang w:val="sw_KE" w:bidi="sw_KE"/>
+        </w:rPr>
+        <w:t>23:6</w:t>
+      </w:r>
       <w:r>
         <w:rPr>
           <w:lang w:val="sw_KE" w:bidi="sw_KE"/>
         </w:rPr>
         <w:t xml:space="preserve">; </w:t>
       </w:r>
-      <w:hyperlink r:id="rId46">
-        <w:r>
-          <w:rPr>
-            <w:lang w:val="sw_KE" w:bidi="sw_KE"/>
-          </w:rPr>
-          <w:rPr>
-            <w:color w:val="0000EE"/>
-            <w:u w:val="single"/>
-          </w:rPr>
-          <w:t>1 Wafalme 2:3</w:t>
-        </w:r>
-      </w:hyperlink>
+      <w:r>
+        <w:rPr>
+          <w:lang w:val="sw_KE" w:bidi="sw_KE"/>
+        </w:rPr>
+        <w:t>1 Wafalme 2:3</w:t>
+      </w:r>
       <w:r>
         <w:rPr>
           <w:lang w:val="sw_KE" w:bidi="sw_KE"/>
         </w:rPr>
         <w:t xml:space="preserve">; </w:t>
       </w:r>
-      <w:hyperlink r:id="rId47">
-        <w:r>
-          <w:rPr>
-            <w:lang w:val="sw_KE" w:bidi="sw_KE"/>
-          </w:rPr>
-          <w:rPr>
-            <w:color w:val="0000EE"/>
-            <w:u w:val="single"/>
-          </w:rPr>
-          <w:t>2 Wafalme 14:6</w:t>
-        </w:r>
-      </w:hyperlink>
+      <w:r>
+        <w:rPr>
+          <w:lang w:val="sw_KE" w:bidi="sw_KE"/>
+        </w:rPr>
+        <w:t>2 Wafalme 14:6</w:t>
+      </w:r>
       <w:r>
         <w:rPr>
           <w:lang w:val="sw_KE" w:bidi="sw_KE"/>
         </w:rPr>
         <w:t xml:space="preserve">; </w:t>
       </w:r>
-      <w:hyperlink r:id="rId48">
-        <w:r>
-          <w:rPr>
-            <w:lang w:val="sw_KE" w:bidi="sw_KE"/>
-          </w:rPr>
-          <w:rPr>
-            <w:color w:val="0000EE"/>
-            <w:u w:val="single"/>
-          </w:rPr>
-          <w:t>23:25</w:t>
-        </w:r>
-      </w:hyperlink>
+      <w:r>
+        <w:rPr>
+          <w:lang w:val="sw_KE" w:bidi="sw_KE"/>
+        </w:rPr>
+        <w:t>23:25</w:t>
+      </w:r>
       <w:r>
         <w:rPr>
           <w:lang w:val="sw_KE" w:bidi="sw_KE"/>
         </w:rPr>
         <w:t xml:space="preserve">; </w:t>
       </w:r>
-      <w:hyperlink r:id="rId49">
-        <w:r>
-          <w:rPr>
-            <w:lang w:val="sw_KE" w:bidi="sw_KE"/>
-          </w:rPr>
-          <w:rPr>
-            <w:color w:val="0000EE"/>
-            <w:u w:val="single"/>
-          </w:rPr>
-          <w:t>2 Mambo ya Nyakati 23:18</w:t>
-        </w:r>
-      </w:hyperlink>
+      <w:r>
+        <w:rPr>
+          <w:lang w:val="sw_KE" w:bidi="sw_KE"/>
+        </w:rPr>
+        <w:t>2 Mambo ya Nyakati 23:18</w:t>
+      </w:r>
       <w:r>
         <w:rPr>
           <w:lang w:val="sw_KE" w:bidi="sw_KE"/>
         </w:rPr>
         <w:t xml:space="preserve">; </w:t>
       </w:r>
-      <w:hyperlink r:id="rId50">
-        <w:r>
-          <w:rPr>
-            <w:lang w:val="sw_KE" w:bidi="sw_KE"/>
-          </w:rPr>
-          <w:rPr>
-            <w:color w:val="0000EE"/>
-            <w:u w:val="single"/>
-          </w:rPr>
-          <w:t>30:16</w:t>
-        </w:r>
-      </w:hyperlink>
+      <w:r>
+        <w:rPr>
+          <w:lang w:val="sw_KE" w:bidi="sw_KE"/>
+        </w:rPr>
+        <w:t>30:16</w:t>
+      </w:r>
       <w:r>
         <w:rPr>
           <w:lang w:val="sw_KE" w:bidi="sw_KE"/>
         </w:rPr>
         <w:t xml:space="preserve">; </w:t>
       </w:r>
-      <w:hyperlink r:id="rId51">
-        <w:r>
-          <w:rPr>
-            <w:lang w:val="sw_KE" w:bidi="sw_KE"/>
-          </w:rPr>
-          <w:rPr>
-            <w:color w:val="0000EE"/>
-            <w:u w:val="single"/>
-          </w:rPr>
-          <w:t>Ezra 3:2</w:t>
-        </w:r>
-      </w:hyperlink>
+      <w:r>
+        <w:rPr>
+          <w:lang w:val="sw_KE" w:bidi="sw_KE"/>
+        </w:rPr>
+        <w:t>Ezra 3:2</w:t>
+      </w:r>
       <w:r>
         <w:rPr>
           <w:lang w:val="sw_KE" w:bidi="sw_KE"/>
         </w:rPr>
         <w:t xml:space="preserve">; </w:t>
       </w:r>
-      <w:hyperlink r:id="rId52">
-        <w:r>
-          <w:rPr>
-            <w:lang w:val="sw_KE" w:bidi="sw_KE"/>
-          </w:rPr>
-          <w:rPr>
-            <w:color w:val="0000EE"/>
-            <w:u w:val="single"/>
-          </w:rPr>
-          <w:t>7:6</w:t>
-        </w:r>
-      </w:hyperlink>
+      <w:r>
+        <w:rPr>
+          <w:lang w:val="sw_KE" w:bidi="sw_KE"/>
+        </w:rPr>
+        <w:t>7:6</w:t>
+      </w:r>
       <w:r>
         <w:rPr>
           <w:lang w:val="sw_KE" w:bidi="sw_KE"/>
         </w:rPr>
         <w:t xml:space="preserve">; </w:t>
       </w:r>
-      <w:hyperlink r:id="rId53">
-        <w:r>
-          <w:rPr>
-            <w:lang w:val="sw_KE" w:bidi="sw_KE"/>
-          </w:rPr>
-          <w:rPr>
-            <w:color w:val="0000EE"/>
-            <w:u w:val="single"/>
-          </w:rPr>
-          <w:t>Nehemia 8:1</w:t>
-        </w:r>
-      </w:hyperlink>
+      <w:r>
+        <w:rPr>
+          <w:lang w:val="sw_KE" w:bidi="sw_KE"/>
+        </w:rPr>
+        <w:t>Nehemia 8:1</w:t>
+      </w:r>
       <w:r>
         <w:rPr>
           <w:lang w:val="sw_KE" w:bidi="sw_KE"/>
         </w:rPr>
         <w:t xml:space="preserve">; </w:t>
       </w:r>
-      <w:hyperlink r:id="rId54">
-        <w:r>
-          <w:rPr>
-            <w:lang w:val="sw_KE" w:bidi="sw_KE"/>
-          </w:rPr>
-          <w:rPr>
-            <w:color w:val="0000EE"/>
-            <w:u w:val="single"/>
-          </w:rPr>
-          <w:t>Danieli 9:11–13</w:t>
-        </w:r>
-      </w:hyperlink>
+      <w:r>
+        <w:rPr>
+          <w:lang w:val="sw_KE" w:bidi="sw_KE"/>
+        </w:rPr>
+        <w:t>Danieli 9:11–13</w:t>
+      </w:r>
       <w:r>
         <w:rPr>
           <w:lang w:val="sw_KE" w:bidi="sw_KE"/>
         </w:rPr>
         <w:t>). Agano Jipya linafanya vivyo hivyo (</w:t>
       </w:r>
-      <w:hyperlink r:id="rId55">
-        <w:r>
-          <w:rPr>
-            <w:lang w:val="sw_KE" w:bidi="sw_KE"/>
-          </w:rPr>
-          <w:rPr>
-            <w:color w:val="0000EE"/>
-            <w:u w:val="single"/>
-          </w:rPr>
-          <w:t>Mathayo 19:7–8</w:t>
-        </w:r>
-      </w:hyperlink>
+      <w:r>
+        <w:rPr>
+          <w:lang w:val="sw_KE" w:bidi="sw_KE"/>
+        </w:rPr>
+        <w:t>Mathayo 19:7–8</w:t>
+      </w:r>
       <w:r>
         <w:rPr>
           <w:lang w:val="sw_KE" w:bidi="sw_KE"/>
         </w:rPr>
         <w:t xml:space="preserve">; </w:t>
       </w:r>
-      <w:hyperlink r:id="rId56">
-        <w:r>
-          <w:rPr>
-            <w:lang w:val="sw_KE" w:bidi="sw_KE"/>
-          </w:rPr>
-          <w:rPr>
-            <w:color w:val="0000EE"/>
-            <w:u w:val="single"/>
-          </w:rPr>
-          <w:t>Luka 2:22</w:t>
-        </w:r>
-      </w:hyperlink>
+      <w:r>
+        <w:rPr>
+          <w:lang w:val="sw_KE" w:bidi="sw_KE"/>
+        </w:rPr>
+        <w:t>Luka 2:22</w:t>
+      </w:r>
       <w:r>
         <w:rPr>
           <w:lang w:val="sw_KE" w:bidi="sw_KE"/>
         </w:rPr>
         <w:t xml:space="preserve">; </w:t>
       </w:r>
-      <w:hyperlink r:id="rId57">
-        <w:r>
-          <w:rPr>
-            <w:lang w:val="sw_KE" w:bidi="sw_KE"/>
-          </w:rPr>
-          <w:rPr>
-            <w:color w:val="0000EE"/>
-            <w:u w:val="single"/>
-          </w:rPr>
-          <w:t>24:44</w:t>
-        </w:r>
-      </w:hyperlink>
+      <w:r>
+        <w:rPr>
+          <w:lang w:val="sw_KE" w:bidi="sw_KE"/>
+        </w:rPr>
+        <w:t>24:44</w:t>
+      </w:r>
       <w:r>
         <w:rPr>
           <w:lang w:val="sw_KE" w:bidi="sw_KE"/>
         </w:rPr>
         <w:t xml:space="preserve">; </w:t>
       </w:r>
-      <w:hyperlink r:id="rId58">
-        <w:r>
-          <w:rPr>
-            <w:lang w:val="sw_KE" w:bidi="sw_KE"/>
-          </w:rPr>
-          <w:rPr>
-            <w:color w:val="0000EE"/>
-            <w:u w:val="single"/>
-          </w:rPr>
-          <w:t>Yohana 7:19</w:t>
-        </w:r>
-      </w:hyperlink>
+      <w:r>
+        <w:rPr>
+          <w:lang w:val="sw_KE" w:bidi="sw_KE"/>
+        </w:rPr>
+        <w:t>Yohana 7:19</w:t>
+      </w:r>
       <w:r>
         <w:rPr>
           <w:lang w:val="sw_KE" w:bidi="sw_KE"/>
         </w:rPr>
         <w:t xml:space="preserve">, </w:t>
       </w:r>
-      <w:hyperlink r:id="rId59">
-        <w:r>
-          <w:rPr>
-            <w:lang w:val="sw_KE" w:bidi="sw_KE"/>
-          </w:rPr>
-          <w:rPr>
-            <w:color w:val="0000EE"/>
-            <w:u w:val="single"/>
-          </w:rPr>
-          <w:t>23</w:t>
-        </w:r>
-      </w:hyperlink>
+      <w:r>
+        <w:rPr>
+          <w:lang w:val="sw_KE" w:bidi="sw_KE"/>
+        </w:rPr>
+        <w:t>23</w:t>
+      </w:r>
       <w:r>
         <w:rPr>
           <w:lang w:val="sw_KE" w:bidi="sw_KE"/>
         </w:rPr>
         <w:t xml:space="preserve">; </w:t>
       </w:r>
-      <w:hyperlink r:id="rId60">
-        <w:r>
-          <w:rPr>
-            <w:lang w:val="sw_KE" w:bidi="sw_KE"/>
-          </w:rPr>
-          <w:rPr>
-            <w:color w:val="0000EE"/>
-            <w:u w:val="single"/>
-          </w:rPr>
-          <w:t>Warumi 10:5</w:t>
-        </w:r>
-      </w:hyperlink>
+      <w:r>
+        <w:rPr>
+          <w:lang w:val="sw_KE" w:bidi="sw_KE"/>
+        </w:rPr>
+        <w:t>Warumi 10:5</w:t>
+      </w:r>
       <w:r>
         <w:rPr>
           <w:lang w:val="sw_KE" w:bidi="sw_KE"/>
         </w:rPr>
         <w:t xml:space="preserve">; </w:t>
       </w:r>
-      <w:hyperlink r:id="rId61">
-        <w:r>
-          <w:rPr>
-            <w:lang w:val="sw_KE" w:bidi="sw_KE"/>
-          </w:rPr>
-          <w:rPr>
-            <w:color w:val="0000EE"/>
-            <w:u w:val="single"/>
-          </w:rPr>
-          <w:t>1 Wakorintho 9:9</w:t>
-        </w:r>
-      </w:hyperlink>
+      <w:r>
+        <w:rPr>
+          <w:lang w:val="sw_KE" w:bidi="sw_KE"/>
+        </w:rPr>
+        <w:t>1 Wakorintho 9:9</w:t>
+      </w:r>
       <w:r>
         <w:rPr>
           <w:lang w:val="sw_KE" w:bidi="sw_KE"/>
         </w:rPr>
         <w:t xml:space="preserve">; </w:t>
       </w:r>
-      <w:hyperlink r:id="rId62">
-        <w:r>
-          <w:rPr>
-            <w:lang w:val="sw_KE" w:bidi="sw_KE"/>
-          </w:rPr>
-          <w:rPr>
-            <w:color w:val="0000EE"/>
-            <w:u w:val="single"/>
-          </w:rPr>
-          <w:t>Waebrania 10:28</w:t>
-        </w:r>
-      </w:hyperlink>
+      <w:r>
+        <w:rPr>
+          <w:lang w:val="sw_KE" w:bidi="sw_KE"/>
+        </w:rPr>
+        <w:t>Waebrania 10:28</w:t>
+      </w:r>
       <w:r>
         <w:rPr>
           <w:lang w:val="sw_KE" w:bidi="sw_KE"/>
@@ -1287,18 +987,12 @@
         </w:rPr>
         <w:t>Ingawa imewekwa katika wakati na utamaduni wa kale, Mambo ya Walawi inawasilisha ujumbe usio na wakati na wenye nguvu: Mungu ni mtakatifu, na anatarajia watu wake, ambao amewaokoa, kuwa watakatifu kama yeye alivyo. Utakatifu wa Mungu na ukombozi wake wa neema hutoa msingi na motisha kwa utakatifu wa watu wake wenyewe (</w:t>
       </w:r>
-      <w:hyperlink r:id="rId13">
-        <w:r>
-          <w:rPr>
-            <w:lang w:val="sw_KE" w:bidi="sw_KE"/>
-          </w:rPr>
-          <w:rPr>
-            <w:color w:val="0000EE"/>
-            <w:u w:val="single"/>
-          </w:rPr>
-          <w:t>11:44–45</w:t>
-        </w:r>
-      </w:hyperlink>
+      <w:r>
+        <w:rPr>
+          <w:lang w:val="sw_KE" w:bidi="sw_KE"/>
+        </w:rPr>
+        <w:t>11:44–45</w:t>
+      </w:r>
       <w:r>
         <w:rPr>
           <w:lang w:val="sw_KE" w:bidi="sw_KE"/>
@@ -1319,72 +1013,48 @@
         </w:rPr>
         <w:t>Makuhani walisimama kati ya Mungu na watu kama wapatanishi wa agano. Makuhani walitafsiri kilicho kitakatifu na jinsi utakatifu unavyopaswa kuonyeshwa katika jamii. Dhabihu za upatanisho zilitoa njia kwa watu kusamehewa dhambi zao na kufanywa kuwa sawa na Mungu (upatanisho). Dhabihu zisizo za upatanisho zilisherehekea uhusiano wa watu na Mungu kupitia zawadi na milo ya pamoja. Wakati mataifa yanayozunguka yalitoa dhabihu kwa miungu yao ili kuwapendeza na kupata kibali chao, ibada ya Israeli haikupangwa kumdanganya Mungu. Badala yake, ibada iliwatayarisha na kuwatakasa watu ili waweze kumkaribia Mungu. Kila moja ya sheria, sherehe, na siku takatifu inafundisha kwamba Mungu ni mtakatifu na kwamba anatarajia watu wake kuwa watakatifu (</w:t>
       </w:r>
-      <w:hyperlink r:id="rId13">
-        <w:r>
-          <w:rPr>
-            <w:lang w:val="sw_KE" w:bidi="sw_KE"/>
-          </w:rPr>
-          <w:rPr>
-            <w:color w:val="0000EE"/>
-            <w:u w:val="single"/>
-          </w:rPr>
-          <w:t>Law 11:44–45</w:t>
-        </w:r>
-      </w:hyperlink>
+      <w:r>
+        <w:rPr>
+          <w:lang w:val="sw_KE" w:bidi="sw_KE"/>
+        </w:rPr>
+        <w:t>Law 11:44–45</w:t>
+      </w:r>
       <w:r>
         <w:rPr>
           <w:lang w:val="sw_KE" w:bidi="sw_KE"/>
         </w:rPr>
         <w:t xml:space="preserve">; </w:t>
       </w:r>
-      <w:hyperlink r:id="rId63">
-        <w:r>
-          <w:rPr>
-            <w:lang w:val="sw_KE" w:bidi="sw_KE"/>
-          </w:rPr>
-          <w:rPr>
-            <w:color w:val="0000EE"/>
-            <w:u w:val="single"/>
-          </w:rPr>
-          <w:t>19:2</w:t>
-        </w:r>
-      </w:hyperlink>
+      <w:r>
+        <w:rPr>
+          <w:lang w:val="sw_KE" w:bidi="sw_KE"/>
+        </w:rPr>
+        <w:t>19:2</w:t>
+      </w:r>
       <w:r>
         <w:rPr>
           <w:lang w:val="sw_KE" w:bidi="sw_KE"/>
         </w:rPr>
         <w:t xml:space="preserve">; tazama </w:t>
       </w:r>
-      <w:hyperlink r:id="rId64">
-        <w:r>
-          <w:rPr>
-            <w:lang w:val="sw_KE" w:bidi="sw_KE"/>
-          </w:rPr>
-          <w:rPr>
-            <w:color w:val="0000EE"/>
-            <w:u w:val="single"/>
-          </w:rPr>
-          <w:t>1 Kor 3:17</w:t>
-        </w:r>
-      </w:hyperlink>
+      <w:r>
+        <w:rPr>
+          <w:lang w:val="sw_KE" w:bidi="sw_KE"/>
+        </w:rPr>
+        <w:t>1 Kor 3:17</w:t>
+      </w:r>
       <w:r>
         <w:rPr>
           <w:lang w:val="sw_KE" w:bidi="sw_KE"/>
         </w:rPr>
         <w:t xml:space="preserve">; </w:t>
       </w:r>
-      <w:hyperlink r:id="rId65">
-        <w:r>
-          <w:rPr>
-            <w:lang w:val="sw_KE" w:bidi="sw_KE"/>
-          </w:rPr>
-          <w:rPr>
-            <w:color w:val="0000EE"/>
-            <w:u w:val="single"/>
-          </w:rPr>
-          <w:t>1 Pet 1:15</w:t>
-        </w:r>
-      </w:hyperlink>
+      <w:r>
+        <w:rPr>
+          <w:lang w:val="sw_KE" w:bidi="sw_KE"/>
+        </w:rPr>
+        <w:t>1 Pet 1:15</w:t>
+      </w:r>
       <w:r>
         <w:rPr>
           <w:lang w:val="sw_KE" w:bidi="sw_KE"/>
@@ -1405,108 +1075,72 @@
         </w:rPr>
         <w:t xml:space="preserve">Msamaha wa dhambi na upatanisho na Mungu unahusiana moja kwa moja na jinsi watu wanavyotendeana. Wasiwasi kwa haki ya kijamii unajitokeza katika Mambo ya Walawi, ambayo inaweka wajibu kwa jirani, maskini, na wageni. Mungu anatarajia wale walio katika agano naye wapendane kama ishara ya upendo wake (linganisha </w:t>
       </w:r>
-      <w:hyperlink r:id="rId66">
-        <w:r>
-          <w:rPr>
-            <w:lang w:val="sw_KE" w:bidi="sw_KE"/>
-          </w:rPr>
-          <w:rPr>
-            <w:color w:val="0000EE"/>
-            <w:u w:val="single"/>
-          </w:rPr>
-          <w:t>Mathayo 22:39</w:t>
-        </w:r>
-      </w:hyperlink>
+      <w:r>
+        <w:rPr>
+          <w:lang w:val="sw_KE" w:bidi="sw_KE"/>
+        </w:rPr>
+        <w:t>Mathayo 22:39</w:t>
+      </w:r>
       <w:r>
         <w:rPr>
           <w:lang w:val="sw_KE" w:bidi="sw_KE"/>
         </w:rPr>
         <w:t xml:space="preserve">; </w:t>
       </w:r>
-      <w:hyperlink r:id="rId67">
-        <w:r>
-          <w:rPr>
-            <w:lang w:val="sw_KE" w:bidi="sw_KE"/>
-          </w:rPr>
-          <w:rPr>
-            <w:color w:val="0000EE"/>
-            <w:u w:val="single"/>
-          </w:rPr>
-          <w:t>Marko 12:31</w:t>
-        </w:r>
-      </w:hyperlink>
+      <w:r>
+        <w:rPr>
+          <w:lang w:val="sw_KE" w:bidi="sw_KE"/>
+        </w:rPr>
+        <w:t>Marko 12:31</w:t>
+      </w:r>
       <w:r>
         <w:rPr>
           <w:lang w:val="sw_KE" w:bidi="sw_KE"/>
         </w:rPr>
         <w:t xml:space="preserve">; </w:t>
       </w:r>
-      <w:hyperlink r:id="rId68">
-        <w:r>
-          <w:rPr>
-            <w:lang w:val="sw_KE" w:bidi="sw_KE"/>
-          </w:rPr>
-          <w:rPr>
-            <w:color w:val="0000EE"/>
-            <w:u w:val="single"/>
-          </w:rPr>
-          <w:t>Luka 10:27</w:t>
-        </w:r>
-      </w:hyperlink>
+      <w:r>
+        <w:rPr>
+          <w:lang w:val="sw_KE" w:bidi="sw_KE"/>
+        </w:rPr>
+        <w:t>Luka 10:27</w:t>
+      </w:r>
       <w:r>
         <w:rPr>
           <w:lang w:val="sw_KE" w:bidi="sw_KE"/>
         </w:rPr>
         <w:t xml:space="preserve">; </w:t>
       </w:r>
-      <w:hyperlink r:id="rId69">
-        <w:r>
-          <w:rPr>
-            <w:lang w:val="sw_KE" w:bidi="sw_KE"/>
-          </w:rPr>
-          <w:rPr>
-            <w:color w:val="0000EE"/>
-            <w:u w:val="single"/>
-          </w:rPr>
-          <w:t>Warumi 13:9</w:t>
-        </w:r>
-      </w:hyperlink>
+      <w:r>
+        <w:rPr>
+          <w:lang w:val="sw_KE" w:bidi="sw_KE"/>
+        </w:rPr>
+        <w:t>Warumi 13:9</w:t>
+      </w:r>
       <w:r>
         <w:rPr>
           <w:lang w:val="sw_KE" w:bidi="sw_KE"/>
         </w:rPr>
         <w:t xml:space="preserve">; </w:t>
       </w:r>
-      <w:hyperlink r:id="rId70">
-        <w:r>
-          <w:rPr>
-            <w:lang w:val="sw_KE" w:bidi="sw_KE"/>
-          </w:rPr>
-          <w:rPr>
-            <w:color w:val="0000EE"/>
-            <w:u w:val="single"/>
-          </w:rPr>
-          <w:t>Wagalatia 5:14</w:t>
-        </w:r>
-      </w:hyperlink>
+      <w:r>
+        <w:rPr>
+          <w:lang w:val="sw_KE" w:bidi="sw_KE"/>
+        </w:rPr>
+        <w:t>Wagalatia 5:14</w:t>
+      </w:r>
       <w:r>
         <w:rPr>
           <w:lang w:val="sw_KE" w:bidi="sw_KE"/>
         </w:rPr>
         <w:t xml:space="preserve">; </w:t>
       </w:r>
-      <w:hyperlink r:id="rId71">
-        <w:r>
-          <w:rPr>
-            <w:lang w:val="sw_KE" w:bidi="sw_KE"/>
-          </w:rPr>
-          <w:rPr>
-            <w:color w:val="0000EE"/>
-            <w:u w:val="single"/>
-          </w:rPr>
-          <w:t>Yakobo 2:8</w:t>
-        </w:r>
-      </w:hyperlink>
+      <w:r>
+        <w:rPr>
+          <w:lang w:val="sw_KE" w:bidi="sw_KE"/>
+        </w:rPr>
+        <w:t>Yakobo 2:8</w:t>
+      </w:r>
       <w:r>
         <w:rPr>
           <w:lang w:val="sw_KE" w:bidi="sw_KE"/>
